--- a/Laporan ujikom Salma n.docx
+++ b/Laporan ujikom Salma n.docx
@@ -2990,7 +2990,8 @@
     <w:p>
       <w:pPr>
         <w:sectPr>
-          <w:footerReference w:type="default" r:id="rId9"/>
+          <w:headerReference w:type="default" r:id="rId9"/>
+          <w:footerReference w:type="default" r:id="rId10"/>
           <w:pgSz w:w="11906" w:h="16838"/>
           <w:pgMar w:top="1440" w:right="1440" w:bottom="1440" w:left="1440" w:header="708" w:footer="708" w:gutter="0"/>
           <w:pgNumType w:start="0"/>
@@ -3120,7 +3121,7 @@
                     </pic:cNvPicPr>
                   </pic:nvPicPr>
                   <pic:blipFill>
-                    <a:blip r:embed="rId10" cstate="print">
+                    <a:blip r:embed="rId11" cstate="print">
                       <a:extLst>
                         <a:ext uri="{28A0092B-C50C-407E-A947-70E740481C1C}">
                           <a14:useLocalDpi xmlns:a14="http://schemas.microsoft.com/office/drawing/2010/main" val="0"/>
@@ -3250,63 +3251,6 @@
           <w:lang w:eastAsia="id-ID"/>
         </w:rPr>
       </w:pPr>
-      <w:r>
-        <w:rPr>
-          <w:rFonts w:ascii="Times New Roman" w:eastAsia="Times New Roman" w:hAnsi="Times New Roman" w:cs="Times New Roman"/>
-          <w:noProof/>
-          <w:sz w:val="24"/>
-          <w:szCs w:val="24"/>
-          <w:lang w:eastAsia="id-ID"/>
-        </w:rPr>
-        <w:drawing>
-          <wp:inline distT="0" distB="0" distL="0" distR="0" wp14:anchorId="293B8318" wp14:editId="0DE5B5B5">
-            <wp:extent cx="3040772" cy="2759384"/>
-            <wp:effectExtent l="0" t="0" r="7620" b="3175"/>
-            <wp:docPr id="8" name="Picture 8"/>
-            <wp:cNvGraphicFramePr>
-              <a:graphicFrameLocks xmlns:a="http://schemas.openxmlformats.org/drawingml/2006/main" noChangeAspect="1"/>
-            </wp:cNvGraphicFramePr>
-            <a:graphic xmlns:a="http://schemas.openxmlformats.org/drawingml/2006/main">
-              <a:graphicData uri="http://schemas.openxmlformats.org/drawingml/2006/picture">
-                <pic:pic xmlns:pic="http://schemas.openxmlformats.org/drawingml/2006/picture">
-                  <pic:nvPicPr>
-                    <pic:cNvPr id="0" name="Picture 1"/>
-                    <pic:cNvPicPr>
-                      <a:picLocks noChangeAspect="1" noChangeArrowheads="1"/>
-                    </pic:cNvPicPr>
-                  </pic:nvPicPr>
-                  <pic:blipFill>
-                    <a:blip r:embed="rId11" cstate="print">
-                      <a:extLst>
-                        <a:ext uri="{28A0092B-C50C-407E-A947-70E740481C1C}">
-                          <a14:useLocalDpi xmlns:a14="http://schemas.microsoft.com/office/drawing/2010/main" val="0"/>
-                        </a:ext>
-                      </a:extLst>
-                    </a:blip>
-                    <a:srcRect/>
-                    <a:stretch>
-                      <a:fillRect/>
-                    </a:stretch>
-                  </pic:blipFill>
-                  <pic:spPr bwMode="auto">
-                    <a:xfrm>
-                      <a:off x="0" y="0"/>
-                      <a:ext cx="3051501" cy="2769121"/>
-                    </a:xfrm>
-                    <a:prstGeom prst="rect">
-                      <a:avLst/>
-                    </a:prstGeom>
-                    <a:noFill/>
-                    <a:ln>
-                      <a:noFill/>
-                    </a:ln>
-                  </pic:spPr>
-                </pic:pic>
-              </a:graphicData>
-            </a:graphic>
-          </wp:inline>
-        </w:drawing>
-      </w:r>
     </w:p>
     <w:p>
       <w:pPr>
@@ -3319,78 +3263,6 @@
           <w:lang w:eastAsia="id-ID"/>
         </w:rPr>
       </w:pPr>
-    </w:p>
-    <w:p>
-      <w:pPr>
-        <w:spacing w:after="0" w:line="240" w:lineRule="auto"/>
-        <w:jc w:val="center"/>
-        <w:rPr>
-          <w:rFonts w:ascii="Times New Roman" w:eastAsia="Times New Roman" w:hAnsi="Times New Roman" w:cs="Times New Roman"/>
-          <w:sz w:val="24"/>
-          <w:szCs w:val="24"/>
-          <w:lang w:eastAsia="id-ID"/>
-        </w:rPr>
-      </w:pPr>
-    </w:p>
-    <w:p>
-      <w:pPr>
-        <w:spacing w:after="0" w:line="240" w:lineRule="auto"/>
-        <w:jc w:val="center"/>
-        <w:rPr>
-          <w:rFonts w:ascii="Times New Roman" w:eastAsia="Times New Roman" w:hAnsi="Times New Roman" w:cs="Times New Roman"/>
-          <w:sz w:val="24"/>
-          <w:szCs w:val="24"/>
-          <w:lang w:eastAsia="id-ID"/>
-        </w:rPr>
-      </w:pPr>
-    </w:p>
-    <w:p>
-      <w:pPr>
-        <w:rPr>
-          <w:rFonts w:ascii="Times New Roman" w:eastAsia="Times New Roman" w:hAnsi="Times New Roman" w:cs="Times New Roman"/>
-          <w:sz w:val="28"/>
-          <w:szCs w:val="28"/>
-          <w:lang w:eastAsia="id-ID"/>
-        </w:rPr>
-      </w:pPr>
-      <w:r>
-        <w:rPr>
-          <w:rFonts w:ascii="Times New Roman" w:eastAsia="Times New Roman" w:hAnsi="Times New Roman" w:cs="Times New Roman"/>
-          <w:sz w:val="28"/>
-          <w:szCs w:val="28"/>
-          <w:lang w:eastAsia="id-ID"/>
-        </w:rPr>
-        <w:t xml:space="preserve">     -</w:t>
-      </w:r>
-      <w:r>
-        <w:rPr>
-          <w:rFonts w:ascii="Times New Roman" w:eastAsia="Times New Roman" w:hAnsi="Times New Roman" w:cs="Times New Roman"/>
-          <w:sz w:val="28"/>
-          <w:szCs w:val="28"/>
-          <w:lang w:eastAsia="id-ID"/>
-        </w:rPr>
-        <w:t xml:space="preserve">Aktivity </w:t>
-      </w:r>
-      <w:r>
-        <w:rPr>
-          <w:rFonts w:ascii="Times New Roman" w:eastAsia="Times New Roman" w:hAnsi="Times New Roman" w:cs="Times New Roman"/>
-          <w:sz w:val="28"/>
-          <w:szCs w:val="28"/>
-          <w:lang w:eastAsia="id-ID"/>
-        </w:rPr>
-        <w:t>2 (logout)                                    -Aktivity 3 (kelola user)</w:t>
-      </w:r>
-    </w:p>
-    <w:p>
-      <w:pPr>
-        <w:spacing w:after="0" w:line="240" w:lineRule="auto"/>
-        <w:rPr>
-          <w:rFonts w:ascii="Times New Roman" w:eastAsia="Times New Roman" w:hAnsi="Times New Roman" w:cs="Times New Roman"/>
-          <w:sz w:val="24"/>
-          <w:szCs w:val="24"/>
-          <w:lang w:eastAsia="id-ID"/>
-        </w:rPr>
-      </w:pPr>
       <w:r>
         <w:rPr>
           <w:rFonts w:ascii="Times New Roman" w:eastAsia="Times New Roman" w:hAnsi="Times New Roman" w:cs="Times New Roman"/>
@@ -3400,10 +3272,10 @@
           <w:lang w:eastAsia="id-ID"/>
         </w:rPr>
         <w:drawing>
-          <wp:inline distT="0" distB="0" distL="0" distR="0" wp14:anchorId="71A9BE26" wp14:editId="2741E74E">
-            <wp:extent cx="3014980" cy="2726992"/>
-            <wp:effectExtent l="0" t="0" r="0" b="0"/>
-            <wp:docPr id="9" name="Picture 9"/>
+          <wp:inline distT="0" distB="0" distL="0" distR="0" wp14:anchorId="78D0619B" wp14:editId="7EA0BDC5">
+            <wp:extent cx="2298879" cy="2954657"/>
+            <wp:effectExtent l="0" t="0" r="6350" b="0"/>
+            <wp:docPr id="5" name="Picture 5"/>
             <wp:cNvGraphicFramePr>
               <a:graphicFrameLocks xmlns:a="http://schemas.openxmlformats.org/drawingml/2006/main" noChangeAspect="1"/>
             </wp:cNvGraphicFramePr>
@@ -3432,7 +3304,7 @@
                   <pic:spPr bwMode="auto">
                     <a:xfrm>
                       <a:off x="0" y="0"/>
-                      <a:ext cx="3036765" cy="2746696"/>
+                      <a:ext cx="2308638" cy="2967200"/>
                     </a:xfrm>
                     <a:prstGeom prst="rect">
                       <a:avLst/>
@@ -3448,6 +3320,89 @@
           </wp:inline>
         </w:drawing>
       </w:r>
+    </w:p>
+    <w:p>
+      <w:pPr>
+        <w:spacing w:after="0" w:line="240" w:lineRule="auto"/>
+        <w:jc w:val="center"/>
+        <w:rPr>
+          <w:rFonts w:ascii="Times New Roman" w:eastAsia="Times New Roman" w:hAnsi="Times New Roman" w:cs="Times New Roman"/>
+          <w:sz w:val="24"/>
+          <w:szCs w:val="24"/>
+          <w:lang w:eastAsia="id-ID"/>
+        </w:rPr>
+      </w:pPr>
+    </w:p>
+    <w:p>
+      <w:pPr>
+        <w:spacing w:after="0" w:line="240" w:lineRule="auto"/>
+        <w:jc w:val="center"/>
+        <w:rPr>
+          <w:rFonts w:ascii="Times New Roman" w:eastAsia="Times New Roman" w:hAnsi="Times New Roman" w:cs="Times New Roman"/>
+          <w:sz w:val="24"/>
+          <w:szCs w:val="24"/>
+          <w:lang w:eastAsia="id-ID"/>
+        </w:rPr>
+      </w:pPr>
+    </w:p>
+    <w:p>
+      <w:pPr>
+        <w:spacing w:after="0" w:line="240" w:lineRule="auto"/>
+        <w:jc w:val="center"/>
+        <w:rPr>
+          <w:rFonts w:ascii="Times New Roman" w:eastAsia="Times New Roman" w:hAnsi="Times New Roman" w:cs="Times New Roman"/>
+          <w:sz w:val="24"/>
+          <w:szCs w:val="24"/>
+          <w:lang w:eastAsia="id-ID"/>
+        </w:rPr>
+      </w:pPr>
+    </w:p>
+    <w:p>
+      <w:pPr>
+        <w:rPr>
+          <w:rFonts w:ascii="Times New Roman" w:eastAsia="Times New Roman" w:hAnsi="Times New Roman" w:cs="Times New Roman"/>
+          <w:sz w:val="28"/>
+          <w:szCs w:val="28"/>
+          <w:lang w:eastAsia="id-ID"/>
+        </w:rPr>
+      </w:pPr>
+      <w:r>
+        <w:rPr>
+          <w:rFonts w:ascii="Times New Roman" w:eastAsia="Times New Roman" w:hAnsi="Times New Roman" w:cs="Times New Roman"/>
+          <w:sz w:val="28"/>
+          <w:szCs w:val="28"/>
+          <w:lang w:eastAsia="id-ID"/>
+        </w:rPr>
+        <w:t xml:space="preserve">     -</w:t>
+      </w:r>
+      <w:r>
+        <w:rPr>
+          <w:rFonts w:ascii="Times New Roman" w:eastAsia="Times New Roman" w:hAnsi="Times New Roman" w:cs="Times New Roman"/>
+          <w:sz w:val="28"/>
+          <w:szCs w:val="28"/>
+          <w:lang w:eastAsia="id-ID"/>
+        </w:rPr>
+        <w:t xml:space="preserve">Aktivity </w:t>
+      </w:r>
+      <w:r>
+        <w:rPr>
+          <w:rFonts w:ascii="Times New Roman" w:eastAsia="Times New Roman" w:hAnsi="Times New Roman" w:cs="Times New Roman"/>
+          <w:sz w:val="28"/>
+          <w:szCs w:val="28"/>
+          <w:lang w:eastAsia="id-ID"/>
+        </w:rPr>
+        <w:t>2 (logout)                                    -Aktivity 3 (kelola user)</w:t>
+      </w:r>
+    </w:p>
+    <w:p>
+      <w:pPr>
+        <w:rPr>
+          <w:rFonts w:ascii="Times New Roman" w:eastAsia="Times New Roman" w:hAnsi="Times New Roman" w:cs="Times New Roman"/>
+          <w:sz w:val="24"/>
+          <w:szCs w:val="24"/>
+          <w:lang w:eastAsia="id-ID"/>
+        </w:rPr>
+      </w:pPr>
       <w:r>
         <w:rPr>
           <w:rFonts w:ascii="Times New Roman" w:eastAsia="Times New Roman" w:hAnsi="Times New Roman" w:cs="Times New Roman"/>
@@ -3456,7 +3411,7 @@
           <w:szCs w:val="24"/>
           <w:lang w:eastAsia="id-ID"/>
         </w:rPr>
-        <w:t xml:space="preserve">   </w:t>
+        <w:t xml:space="preserve">      </w:t>
       </w:r>
       <w:r>
         <w:rPr>
@@ -3467,7 +3422,64 @@
           <w:lang w:eastAsia="id-ID"/>
         </w:rPr>
         <w:drawing>
-          <wp:inline distT="0" distB="0" distL="0" distR="0" wp14:anchorId="6E27908A" wp14:editId="7EE0E72E">
+          <wp:inline distT="0" distB="0" distL="0" distR="0" wp14:anchorId="37325036" wp14:editId="24896D56">
+            <wp:extent cx="2891852" cy="2571038"/>
+            <wp:effectExtent l="0" t="0" r="3810" b="0"/>
+            <wp:docPr id="12" name="Picture 12"/>
+            <wp:cNvGraphicFramePr>
+              <a:graphicFrameLocks xmlns:a="http://schemas.openxmlformats.org/drawingml/2006/main" noChangeAspect="1"/>
+            </wp:cNvGraphicFramePr>
+            <a:graphic xmlns:a="http://schemas.openxmlformats.org/drawingml/2006/main">
+              <a:graphicData uri="http://schemas.openxmlformats.org/drawingml/2006/picture">
+                <pic:pic xmlns:pic="http://schemas.openxmlformats.org/drawingml/2006/picture">
+                  <pic:nvPicPr>
+                    <pic:cNvPr id="0" name="Picture 10"/>
+                    <pic:cNvPicPr>
+                      <a:picLocks noChangeAspect="1" noChangeArrowheads="1"/>
+                    </pic:cNvPicPr>
+                  </pic:nvPicPr>
+                  <pic:blipFill>
+                    <a:blip r:embed="rId13" cstate="print">
+                      <a:extLst>
+                        <a:ext uri="{28A0092B-C50C-407E-A947-70E740481C1C}">
+                          <a14:useLocalDpi xmlns:a14="http://schemas.microsoft.com/office/drawing/2010/main" val="0"/>
+                        </a:ext>
+                      </a:extLst>
+                    </a:blip>
+                    <a:srcRect/>
+                    <a:stretch>
+                      <a:fillRect/>
+                    </a:stretch>
+                  </pic:blipFill>
+                  <pic:spPr bwMode="auto">
+                    <a:xfrm>
+                      <a:off x="0" y="0"/>
+                      <a:ext cx="2902767" cy="2580742"/>
+                    </a:xfrm>
+                    <a:prstGeom prst="rect">
+                      <a:avLst/>
+                    </a:prstGeom>
+                    <a:noFill/>
+                    <a:ln>
+                      <a:noFill/>
+                    </a:ln>
+                  </pic:spPr>
+                </pic:pic>
+              </a:graphicData>
+            </a:graphic>
+          </wp:inline>
+        </w:drawing>
+      </w:r>
+      <w:r>
+        <w:rPr>
+          <w:rFonts w:ascii="Times New Roman" w:eastAsia="Times New Roman" w:hAnsi="Times New Roman" w:cs="Times New Roman"/>
+          <w:noProof/>
+          <w:sz w:val="24"/>
+          <w:szCs w:val="24"/>
+          <w:lang w:eastAsia="id-ID"/>
+        </w:rPr>
+        <w:drawing>
+          <wp:inline distT="0" distB="0" distL="0" distR="0" wp14:anchorId="4BAAEA2C" wp14:editId="76E67C70">
             <wp:extent cx="2463261" cy="2782108"/>
             <wp:effectExtent l="0" t="0" r="0" b="0"/>
             <wp:docPr id="7" name="Picture 7"/>
@@ -3484,7 +3496,7 @@
                     </pic:cNvPicPr>
                   </pic:nvPicPr>
                   <pic:blipFill>
-                    <a:blip r:embed="rId13" cstate="print">
+                    <a:blip r:embed="rId14" cstate="print">
                       <a:extLst>
                         <a:ext uri="{28A0092B-C50C-407E-A947-70E740481C1C}">
                           <a14:useLocalDpi xmlns:a14="http://schemas.microsoft.com/office/drawing/2010/main" val="0"/>
@@ -3518,6 +3530,37 @@
     </w:p>
     <w:p>
       <w:pPr>
+        <w:spacing w:after="0" w:line="240" w:lineRule="auto"/>
+        <w:rPr>
+          <w:rFonts w:ascii="Times New Roman" w:eastAsia="Times New Roman" w:hAnsi="Times New Roman" w:cs="Times New Roman"/>
+          <w:sz w:val="24"/>
+          <w:szCs w:val="24"/>
+          <w:lang w:eastAsia="id-ID"/>
+        </w:rPr>
+      </w:pPr>
+      <w:r>
+        <w:rPr>
+          <w:rFonts w:ascii="Times New Roman" w:eastAsia="Times New Roman" w:hAnsi="Times New Roman" w:cs="Times New Roman"/>
+          <w:noProof/>
+          <w:sz w:val="24"/>
+          <w:szCs w:val="24"/>
+          <w:lang w:eastAsia="id-ID"/>
+        </w:rPr>
+        <w:t xml:space="preserve">                                                                         </w:t>
+      </w:r>
+      <w:r>
+        <w:rPr>
+          <w:rFonts w:ascii="Times New Roman" w:eastAsia="Times New Roman" w:hAnsi="Times New Roman" w:cs="Times New Roman"/>
+          <w:noProof/>
+          <w:sz w:val="24"/>
+          <w:szCs w:val="24"/>
+          <w:lang w:eastAsia="id-ID"/>
+        </w:rPr>
+        <w:t xml:space="preserve">   </w:t>
+      </w:r>
+    </w:p>
+    <w:p>
+      <w:pPr>
         <w:rPr>
           <w:rFonts w:ascii="Times New Roman" w:eastAsia="Times New Roman" w:hAnsi="Times New Roman" w:cs="Times New Roman"/>
           <w:sz w:val="24"/>
@@ -3655,7 +3698,7 @@
                     </pic:cNvPicPr>
                   </pic:nvPicPr>
                   <pic:blipFill>
-                    <a:blip r:embed="rId14" cstate="print">
+                    <a:blip r:embed="rId15" cstate="print">
                       <a:extLst>
                         <a:ext uri="{28A0092B-C50C-407E-A947-70E740481C1C}">
                           <a14:useLocalDpi xmlns:a14="http://schemas.microsoft.com/office/drawing/2010/main" val="0"/>
@@ -3721,7 +3764,7 @@
                     </pic:cNvPicPr>
                   </pic:nvPicPr>
                   <pic:blipFill>
-                    <a:blip r:embed="rId15" cstate="print">
+                    <a:blip r:embed="rId16" cstate="print">
                       <a:extLst>
                         <a:ext uri="{28A0092B-C50C-407E-A947-70E740481C1C}">
                           <a14:useLocalDpi xmlns:a14="http://schemas.microsoft.com/office/drawing/2010/main" val="0"/>
@@ -3805,6 +3848,7 @@
           <w:szCs w:val="24"/>
           <w:lang w:eastAsia="id-ID"/>
         </w:rPr>
+        <w:lastRenderedPageBreak/>
         <w:t xml:space="preserve"> </w:t>
       </w:r>
       <w:r>
@@ -3920,7 +3964,7 @@
                     </pic:cNvPicPr>
                   </pic:nvPicPr>
                   <pic:blipFill>
-                    <a:blip r:embed="rId16" cstate="print">
+                    <a:blip r:embed="rId17" cstate="print">
                       <a:extLst>
                         <a:ext uri="{28A0092B-C50C-407E-A947-70E740481C1C}">
                           <a14:useLocalDpi xmlns:a14="http://schemas.microsoft.com/office/drawing/2010/main" val="0"/>
@@ -3977,7 +4021,7 @@
                     </pic:cNvPicPr>
                   </pic:nvPicPr>
                   <pic:blipFill>
-                    <a:blip r:embed="rId17" cstate="print">
+                    <a:blip r:embed="rId18" cstate="print">
                       <a:extLst>
                         <a:ext uri="{28A0092B-C50C-407E-A947-70E740481C1C}">
                           <a14:useLocalDpi xmlns:a14="http://schemas.microsoft.com/office/drawing/2010/main" val="0"/>
@@ -4198,7 +4242,7 @@
                     </pic:cNvPicPr>
                   </pic:nvPicPr>
                   <pic:blipFill>
-                    <a:blip r:embed="rId18" cstate="print">
+                    <a:blip r:embed="rId19" cstate="print">
                       <a:extLst>
                         <a:ext uri="{28A0092B-C50C-407E-A947-70E740481C1C}">
                           <a14:useLocalDpi xmlns:a14="http://schemas.microsoft.com/office/drawing/2010/main" val="0"/>
@@ -4255,7 +4299,7 @@
                     </pic:cNvPicPr>
                   </pic:nvPicPr>
                   <pic:blipFill>
-                    <a:blip r:embed="rId19" cstate="print">
+                    <a:blip r:embed="rId20" cstate="print">
                       <a:extLst>
                         <a:ext uri="{28A0092B-C50C-407E-A947-70E740481C1C}">
                           <a14:useLocalDpi xmlns:a14="http://schemas.microsoft.com/office/drawing/2010/main" val="0"/>
@@ -4397,10 +4441,10 @@
           <w:lang w:eastAsia="id-ID"/>
         </w:rPr>
         <w:drawing>
-          <wp:inline distT="0" distB="0" distL="0" distR="0" wp14:anchorId="370280C3" wp14:editId="7B9011C8">
-            <wp:extent cx="4035877" cy="5146158"/>
-            <wp:effectExtent l="0" t="0" r="3175" b="0"/>
-            <wp:docPr id="2" name="Picture 2"/>
+          <wp:inline distT="0" distB="0" distL="0" distR="0" wp14:anchorId="426889AB" wp14:editId="0A64C972">
+            <wp:extent cx="3929247" cy="5029200"/>
+            <wp:effectExtent l="0" t="0" r="0" b="0"/>
+            <wp:docPr id="4" name="Picture 4"/>
             <wp:cNvGraphicFramePr>
               <a:graphicFrameLocks xmlns:a="http://schemas.openxmlformats.org/drawingml/2006/main" noChangeAspect="1"/>
             </wp:cNvGraphicFramePr>
@@ -4414,7 +4458,7 @@
                     </pic:cNvPicPr>
                   </pic:nvPicPr>
                   <pic:blipFill>
-                    <a:blip r:embed="rId20" cstate="print">
+                    <a:blip r:embed="rId21" cstate="print">
                       <a:extLst>
                         <a:ext uri="{28A0092B-C50C-407E-A947-70E740481C1C}">
                           <a14:useLocalDpi xmlns:a14="http://schemas.microsoft.com/office/drawing/2010/main" val="0"/>
@@ -4429,7 +4473,7 @@
                   <pic:spPr bwMode="auto">
                     <a:xfrm>
                       <a:off x="0" y="0"/>
-                      <a:ext cx="4046936" cy="5160260"/>
+                      <a:ext cx="3937579" cy="5039865"/>
                     </a:xfrm>
                     <a:prstGeom prst="rect">
                       <a:avLst/>
@@ -4448,6 +4492,18 @@
     </w:p>
     <w:p>
       <w:pPr>
+        <w:spacing w:after="0" w:line="240" w:lineRule="auto"/>
+        <w:jc w:val="center"/>
+        <w:rPr>
+          <w:rFonts w:ascii="Times New Roman" w:eastAsia="Times New Roman" w:hAnsi="Times New Roman" w:cs="Times New Roman"/>
+          <w:sz w:val="24"/>
+          <w:szCs w:val="24"/>
+          <w:lang w:eastAsia="id-ID"/>
+        </w:rPr>
+      </w:pPr>
+    </w:p>
+    <w:p>
+      <w:pPr>
         <w:rPr>
           <w:rFonts w:ascii="Times New Roman" w:eastAsia="Times New Roman" w:hAnsi="Times New Roman" w:cs="Times New Roman"/>
           <w:sz w:val="24"/>
@@ -4751,107 +4807,6 @@
             <wp:extent cx="2466840" cy="2647950"/>
             <wp:effectExtent l="0" t="0" r="0" b="0"/>
             <wp:docPr id="18" name="Picture 18"/>
-            <wp:cNvGraphicFramePr>
-              <a:graphicFrameLocks xmlns:a="http://schemas.openxmlformats.org/drawingml/2006/main" noChangeAspect="1"/>
-            </wp:cNvGraphicFramePr>
-            <a:graphic xmlns:a="http://schemas.openxmlformats.org/drawingml/2006/main">
-              <a:graphicData uri="http://schemas.openxmlformats.org/drawingml/2006/picture">
-                <pic:pic xmlns:pic="http://schemas.openxmlformats.org/drawingml/2006/picture">
-                  <pic:nvPicPr>
-                    <pic:cNvPr id="1" name=""/>
-                    <pic:cNvPicPr/>
-                  </pic:nvPicPr>
-                  <pic:blipFill>
-                    <a:blip r:embed="rId21"/>
-                    <a:stretch>
-                      <a:fillRect/>
-                    </a:stretch>
-                  </pic:blipFill>
-                  <pic:spPr>
-                    <a:xfrm>
-                      <a:off x="0" y="0"/>
-                      <a:ext cx="2470452" cy="2651827"/>
-                    </a:xfrm>
-                    <a:prstGeom prst="rect">
-                      <a:avLst/>
-                    </a:prstGeom>
-                  </pic:spPr>
-                </pic:pic>
-              </a:graphicData>
-            </a:graphic>
-          </wp:inline>
-        </w:drawing>
-      </w:r>
-    </w:p>
-    <w:p>
-      <w:pPr>
-        <w:pStyle w:val="ListParagraph"/>
-        <w:ind w:left="1515"/>
-        <w:rPr>
-          <w:rFonts w:ascii="Times New Roman" w:hAnsi="Times New Roman" w:cs="Times New Roman"/>
-          <w:sz w:val="28"/>
-          <w:szCs w:val="28"/>
-        </w:rPr>
-      </w:pPr>
-    </w:p>
-    <w:p>
-      <w:pPr>
-        <w:rPr>
-          <w:rFonts w:ascii="Times New Roman" w:hAnsi="Times New Roman" w:cs="Times New Roman"/>
-          <w:sz w:val="28"/>
-          <w:szCs w:val="28"/>
-        </w:rPr>
-      </w:pPr>
-    </w:p>
-    <w:p>
-      <w:pPr>
-        <w:pStyle w:val="ListParagraph"/>
-        <w:numPr>
-          <w:ilvl w:val="0"/>
-          <w:numId w:val="2"/>
-        </w:numPr>
-        <w:spacing w:line="360" w:lineRule="auto"/>
-        <w:rPr>
-          <w:rFonts w:ascii="Times New Roman" w:hAnsi="Times New Roman" w:cs="Times New Roman"/>
-          <w:sz w:val="28"/>
-          <w:szCs w:val="28"/>
-        </w:rPr>
-      </w:pPr>
-      <w:r>
-        <w:rPr>
-          <w:rFonts w:ascii="Times New Roman" w:hAnsi="Times New Roman" w:cs="Times New Roman"/>
-          <w:sz w:val="28"/>
-          <w:szCs w:val="28"/>
-        </w:rPr>
-        <w:t>Tampilan Dashboard</w:t>
-      </w:r>
-    </w:p>
-    <w:p>
-      <w:pPr>
-        <w:pStyle w:val="NormalWeb"/>
-        <w:spacing w:line="360" w:lineRule="auto"/>
-      </w:pPr>
-      <w:r>
-        <w:t>Halaman dashboard merupakan halaman utama setelah pengguna berhasil login. Halaman ini menampilkan informasi utama sistem parkir seperti jumlah kendaraan, area parkir, dan data transaksi.</w:t>
-      </w:r>
-    </w:p>
-    <w:p>
-      <w:pPr>
-        <w:pStyle w:val="NormalWeb"/>
-        <w:spacing w:line="360" w:lineRule="auto"/>
-      </w:pPr>
-      <w:r>
-        <w:t xml:space="preserve">                 </w:t>
-      </w:r>
-      <w:r>
-        <w:rPr>
-          <w:noProof/>
-        </w:rPr>
-        <w:drawing>
-          <wp:inline distT="0" distB="0" distL="0" distR="0" wp14:anchorId="05BA2FF6" wp14:editId="5F73E4A7">
-            <wp:extent cx="5045710" cy="1776564"/>
-            <wp:effectExtent l="0" t="0" r="2540" b="0"/>
-            <wp:docPr id="19" name="Picture 19"/>
             <wp:cNvGraphicFramePr>
               <a:graphicFrameLocks xmlns:a="http://schemas.openxmlformats.org/drawingml/2006/main" noChangeAspect="1"/>
             </wp:cNvGraphicFramePr>
@@ -4871,7 +4826,7 @@
                   <pic:spPr>
                     <a:xfrm>
                       <a:off x="0" y="0"/>
-                      <a:ext cx="5051528" cy="1778613"/>
+                      <a:ext cx="2470452" cy="2651827"/>
                     </a:xfrm>
                     <a:prstGeom prst="rect">
                       <a:avLst/>
@@ -4897,18 +4852,11 @@
     </w:p>
     <w:p>
       <w:pPr>
-        <w:jc w:val="center"/>
-        <w:rPr>
-          <w:rFonts w:ascii="Times New Roman" w:hAnsi="Times New Roman" w:cs="Times New Roman"/>
-          <w:sz w:val="28"/>
-          <w:szCs w:val="28"/>
-        </w:rPr>
-        <w:sectPr>
-          <w:pgSz w:w="11906" w:h="16838"/>
-          <w:pgMar w:top="1440" w:right="1440" w:bottom="1440" w:left="1440" w:header="708" w:footer="708" w:gutter="0"/>
-          <w:cols w:space="708"/>
-          <w:docGrid w:linePitch="360"/>
-        </w:sectPr>
+        <w:rPr>
+          <w:rFonts w:ascii="Times New Roman" w:hAnsi="Times New Roman" w:cs="Times New Roman"/>
+          <w:sz w:val="28"/>
+          <w:szCs w:val="28"/>
+        </w:rPr>
       </w:pPr>
     </w:p>
     <w:p>
@@ -4931,53 +4879,35 @@
           <w:sz w:val="28"/>
           <w:szCs w:val="28"/>
         </w:rPr>
-        <w:lastRenderedPageBreak/>
-        <w:t xml:space="preserve">TAMPILAN DATA KENDARAAN </w:t>
-      </w:r>
-    </w:p>
-    <w:p>
-      <w:pPr>
+        <w:t>Tampilan Dashboard</w:t>
+      </w:r>
+    </w:p>
+    <w:p>
+      <w:pPr>
+        <w:pStyle w:val="NormalWeb"/>
         <w:spacing w:line="360" w:lineRule="auto"/>
       </w:pPr>
       <w:r>
-        <w:rPr>
-          <w:sz w:val="24"/>
-          <w:szCs w:val="24"/>
-        </w:rPr>
-        <w:t xml:space="preserve">         </w:t>
-      </w:r>
-      <w:r>
-        <w:rPr>
-          <w:sz w:val="24"/>
-          <w:szCs w:val="24"/>
-        </w:rPr>
-        <w:t>Halaman ini digunakan untuk mengelola data kendaraan yang masuk ke area parkir</w:t>
-      </w:r>
-      <w:r>
-        <w:t>.</w:t>
-      </w:r>
-    </w:p>
-    <w:p>
-      <w:pPr>
+        <w:t>Halaman dashboard merupakan halaman utama setelah pengguna berhasil login. Halaman ini menampilkan informasi utama sistem parkir seperti jumlah kendaraan, area parkir, dan data transaksi.</w:t>
+      </w:r>
+    </w:p>
+    <w:p>
+      <w:pPr>
+        <w:pStyle w:val="NormalWeb"/>
         <w:spacing w:line="360" w:lineRule="auto"/>
-        <w:jc w:val="center"/>
-        <w:rPr>
-          <w:rFonts w:ascii="Times New Roman" w:hAnsi="Times New Roman" w:cs="Times New Roman"/>
-          <w:sz w:val="24"/>
-          <w:szCs w:val="24"/>
-        </w:rPr>
-      </w:pPr>
-      <w:r>
-        <w:rPr>
-          <w:rFonts w:ascii="Times New Roman" w:hAnsi="Times New Roman" w:cs="Times New Roman"/>
-          <w:sz w:val="24"/>
-          <w:szCs w:val="24"/>
+      </w:pPr>
+      <w:r>
+        <w:t xml:space="preserve">                 </w:t>
+      </w:r>
+      <w:r>
+        <w:rPr>
+          <w:noProof/>
         </w:rPr>
         <w:drawing>
-          <wp:inline distT="0" distB="0" distL="0" distR="0" wp14:anchorId="3E656972" wp14:editId="4CA19F31">
-            <wp:extent cx="5731510" cy="2276475"/>
-            <wp:effectExtent l="0" t="0" r="2540" b="9525"/>
-            <wp:docPr id="17" name="Picture 17"/>
+          <wp:inline distT="0" distB="0" distL="0" distR="0" wp14:anchorId="05BA2FF6" wp14:editId="5F73E4A7">
+            <wp:extent cx="5045710" cy="1776564"/>
+            <wp:effectExtent l="0" t="0" r="2540" b="0"/>
+            <wp:docPr id="19" name="Picture 19"/>
             <wp:cNvGraphicFramePr>
               <a:graphicFrameLocks xmlns:a="http://schemas.openxmlformats.org/drawingml/2006/main" noChangeAspect="1"/>
             </wp:cNvGraphicFramePr>
@@ -4997,7 +4927,7 @@
                   <pic:spPr>
                     <a:xfrm>
                       <a:off x="0" y="0"/>
-                      <a:ext cx="5731510" cy="2276475"/>
+                      <a:ext cx="5051528" cy="1778613"/>
                     </a:xfrm>
                     <a:prstGeom prst="rect">
                       <a:avLst/>
@@ -5012,12 +4942,29 @@
     </w:p>
     <w:p>
       <w:pPr>
-        <w:spacing w:line="360" w:lineRule="auto"/>
-        <w:rPr>
-          <w:rFonts w:ascii="Times New Roman" w:hAnsi="Times New Roman" w:cs="Times New Roman"/>
-          <w:sz w:val="24"/>
-          <w:szCs w:val="24"/>
-        </w:rPr>
+        <w:pStyle w:val="ListParagraph"/>
+        <w:ind w:left="1515"/>
+        <w:rPr>
+          <w:rFonts w:ascii="Times New Roman" w:hAnsi="Times New Roman" w:cs="Times New Roman"/>
+          <w:sz w:val="28"/>
+          <w:szCs w:val="28"/>
+        </w:rPr>
+      </w:pPr>
+    </w:p>
+    <w:p>
+      <w:pPr>
+        <w:jc w:val="center"/>
+        <w:rPr>
+          <w:rFonts w:ascii="Times New Roman" w:hAnsi="Times New Roman" w:cs="Times New Roman"/>
+          <w:sz w:val="28"/>
+          <w:szCs w:val="28"/>
+        </w:rPr>
+        <w:sectPr>
+          <w:pgSz w:w="11906" w:h="16838"/>
+          <w:pgMar w:top="1440" w:right="1440" w:bottom="1440" w:left="1440" w:header="708" w:footer="708" w:gutter="0"/>
+          <w:cols w:space="708"/>
+          <w:docGrid w:linePitch="360"/>
+        </w:sectPr>
       </w:pPr>
     </w:p>
     <w:p>
@@ -5030,44 +4977,64 @@
         <w:spacing w:line="360" w:lineRule="auto"/>
         <w:rPr>
           <w:rFonts w:ascii="Times New Roman" w:hAnsi="Times New Roman" w:cs="Times New Roman"/>
-          <w:sz w:val="24"/>
-          <w:szCs w:val="24"/>
-        </w:rPr>
-      </w:pPr>
-      <w:r>
-        <w:rPr>
-          <w:rFonts w:ascii="Times New Roman" w:hAnsi="Times New Roman" w:cs="Times New Roman"/>
-          <w:sz w:val="24"/>
-          <w:szCs w:val="24"/>
-        </w:rPr>
-        <w:t>TAMPILAN TRANSAKSI PARKIR</w:t>
-      </w:r>
-    </w:p>
-    <w:p>
-      <w:pPr>
-        <w:pStyle w:val="NormalWeb"/>
+          <w:sz w:val="28"/>
+          <w:szCs w:val="28"/>
+        </w:rPr>
+      </w:pPr>
+      <w:r>
+        <w:rPr>
+          <w:rFonts w:ascii="Times New Roman" w:hAnsi="Times New Roman" w:cs="Times New Roman"/>
+          <w:sz w:val="28"/>
+          <w:szCs w:val="28"/>
+        </w:rPr>
+        <w:lastRenderedPageBreak/>
+        <w:t xml:space="preserve">TAMPILAN DATA KENDARAAN </w:t>
+      </w:r>
+    </w:p>
+    <w:p>
+      <w:pPr>
         <w:spacing w:line="360" w:lineRule="auto"/>
-        <w:ind w:left="1155"/>
-      </w:pPr>
-      <w:r>
-        <w:t>Halaman ini digunakan untuk mencatat kendaraan masuk dan keluar serta menghitung biaya parkir.</w:t>
-      </w:r>
-    </w:p>
-    <w:p>
-      <w:pPr>
-        <w:pStyle w:val="NormalWeb"/>
+      </w:pPr>
+      <w:r>
+        <w:rPr>
+          <w:sz w:val="24"/>
+          <w:szCs w:val="24"/>
+        </w:rPr>
+        <w:t xml:space="preserve">         </w:t>
+      </w:r>
+      <w:r>
+        <w:rPr>
+          <w:sz w:val="24"/>
+          <w:szCs w:val="24"/>
+        </w:rPr>
+        <w:t>Halaman ini digunakan untuk mengelola data kendaraan yang masuk ke area parkir</w:t>
+      </w:r>
+      <w:r>
+        <w:t>.</w:t>
+      </w:r>
+    </w:p>
+    <w:p>
+      <w:pPr>
         <w:spacing w:line="360" w:lineRule="auto"/>
         <w:jc w:val="center"/>
-      </w:pPr>
-      <w:r>
-        <w:rPr>
+        <w:rPr>
+          <w:rFonts w:ascii="Times New Roman" w:hAnsi="Times New Roman" w:cs="Times New Roman"/>
+          <w:sz w:val="24"/>
+          <w:szCs w:val="24"/>
+        </w:rPr>
+      </w:pPr>
+      <w:r>
+        <w:rPr>
+          <w:rFonts w:ascii="Times New Roman" w:hAnsi="Times New Roman" w:cs="Times New Roman"/>
           <w:noProof/>
+          <w:sz w:val="24"/>
+          <w:szCs w:val="24"/>
         </w:rPr>
         <w:drawing>
-          <wp:inline distT="0" distB="0" distL="0" distR="0" wp14:anchorId="6C7E3F71" wp14:editId="1D7FD823">
-            <wp:extent cx="5731510" cy="1626870"/>
-            <wp:effectExtent l="0" t="0" r="2540" b="0"/>
-            <wp:docPr id="6" name="Picture 6"/>
+          <wp:inline distT="0" distB="0" distL="0" distR="0" wp14:anchorId="3E656972" wp14:editId="4CA19F31">
+            <wp:extent cx="5731510" cy="2276475"/>
+            <wp:effectExtent l="0" t="0" r="2540" b="9525"/>
+            <wp:docPr id="17" name="Picture 17"/>
             <wp:cNvGraphicFramePr>
               <a:graphicFrameLocks xmlns:a="http://schemas.openxmlformats.org/drawingml/2006/main" noChangeAspect="1"/>
             </wp:cNvGraphicFramePr>
@@ -5087,7 +5054,7 @@
                   <pic:spPr>
                     <a:xfrm>
                       <a:off x="0" y="0"/>
-                      <a:ext cx="5731510" cy="1626870"/>
+                      <a:ext cx="5731510" cy="2276475"/>
                     </a:xfrm>
                     <a:prstGeom prst="rect">
                       <a:avLst/>
@@ -5102,33 +5069,23 @@
     </w:p>
     <w:p>
       <w:pPr>
-        <w:pStyle w:val="NormalWeb"/>
         <w:spacing w:line="360" w:lineRule="auto"/>
         <w:jc w:val="center"/>
-      </w:pPr>
-    </w:p>
-    <w:p>
-      <w:pPr>
-        <w:pStyle w:val="NormalWeb"/>
+        <w:rPr>
+          <w:rFonts w:ascii="Times New Roman" w:hAnsi="Times New Roman" w:cs="Times New Roman"/>
+          <w:sz w:val="24"/>
+          <w:szCs w:val="24"/>
+        </w:rPr>
+      </w:pPr>
+    </w:p>
+    <w:p>
+      <w:pPr>
         <w:spacing w:line="360" w:lineRule="auto"/>
-      </w:pPr>
-    </w:p>
-    <w:p>
-      <w:pPr>
-        <w:pStyle w:val="ListParagraph"/>
-        <w:spacing w:line="360" w:lineRule="auto"/>
-        <w:ind w:left="1515"/>
-        <w:rPr>
-          <w:rFonts w:ascii="Times New Roman" w:hAnsi="Times New Roman" w:cs="Times New Roman"/>
-          <w:sz w:val="24"/>
-          <w:szCs w:val="24"/>
-        </w:rPr>
-        <w:sectPr>
-          <w:pgSz w:w="11906" w:h="16838"/>
-          <w:pgMar w:top="1440" w:right="1440" w:bottom="1440" w:left="1440" w:header="708" w:footer="708" w:gutter="0"/>
-          <w:cols w:space="708"/>
-          <w:docGrid w:linePitch="360"/>
-        </w:sectPr>
+        <w:rPr>
+          <w:rFonts w:ascii="Times New Roman" w:hAnsi="Times New Roman" w:cs="Times New Roman"/>
+          <w:sz w:val="24"/>
+          <w:szCs w:val="24"/>
+        </w:rPr>
       </w:pPr>
     </w:p>
     <w:p>
@@ -5151,51 +5108,34 @@
           <w:sz w:val="24"/>
           <w:szCs w:val="24"/>
         </w:rPr>
-        <w:lastRenderedPageBreak/>
-        <w:t>TAMPILAN AREA PARKIR</w:t>
-      </w:r>
-    </w:p>
-    <w:p>
-      <w:pPr>
-        <w:pStyle w:val="ListParagraph"/>
+        <w:t>TAMPILAN TRANSAKSI PARKIR</w:t>
+      </w:r>
+    </w:p>
+    <w:p>
+      <w:pPr>
+        <w:pStyle w:val="NormalWeb"/>
         <w:spacing w:line="360" w:lineRule="auto"/>
-        <w:ind w:left="1515"/>
-        <w:rPr>
-          <w:rFonts w:ascii="Times New Roman" w:hAnsi="Times New Roman" w:cs="Times New Roman"/>
-          <w:sz w:val="24"/>
-          <w:szCs w:val="24"/>
-        </w:rPr>
-      </w:pPr>
-      <w:r>
-        <w:rPr>
-          <w:rFonts w:ascii="Times New Roman" w:hAnsi="Times New Roman" w:cs="Times New Roman"/>
-          <w:sz w:val="24"/>
-          <w:szCs w:val="24"/>
-        </w:rPr>
-        <w:t>Halaman ini digunakan untuk mengatur tarif parkir berdasarkan jenis kendaraan.</w:t>
-      </w:r>
-    </w:p>
-    <w:p>
-      <w:pPr>
+        <w:ind w:left="1155"/>
+      </w:pPr>
+      <w:r>
+        <w:t>Halaman ini digunakan untuk mencatat kendaraan masuk dan keluar serta menghitung biaya parkir.</w:t>
+      </w:r>
+    </w:p>
+    <w:p>
+      <w:pPr>
+        <w:pStyle w:val="NormalWeb"/>
         <w:spacing w:line="360" w:lineRule="auto"/>
         <w:jc w:val="center"/>
-        <w:rPr>
-          <w:rFonts w:ascii="Times New Roman" w:hAnsi="Times New Roman" w:cs="Times New Roman"/>
-          <w:sz w:val="24"/>
-          <w:szCs w:val="24"/>
-        </w:rPr>
-      </w:pPr>
-      <w:r>
-        <w:rPr>
-          <w:rFonts w:ascii="Times New Roman" w:hAnsi="Times New Roman" w:cs="Times New Roman"/>
-          <w:sz w:val="24"/>
-          <w:szCs w:val="24"/>
+      </w:pPr>
+      <w:r>
+        <w:rPr>
+          <w:noProof/>
         </w:rPr>
         <w:drawing>
-          <wp:inline distT="0" distB="0" distL="0" distR="0" wp14:anchorId="6B27434F" wp14:editId="420AC231">
-            <wp:extent cx="5731510" cy="2213610"/>
+          <wp:inline distT="0" distB="0" distL="0" distR="0" wp14:anchorId="6C7E3F71" wp14:editId="1D7FD823">
+            <wp:extent cx="5731510" cy="1626870"/>
             <wp:effectExtent l="0" t="0" r="2540" b="0"/>
-            <wp:docPr id="23" name="Picture 23"/>
+            <wp:docPr id="6" name="Picture 6"/>
             <wp:cNvGraphicFramePr>
               <a:graphicFrameLocks xmlns:a="http://schemas.openxmlformats.org/drawingml/2006/main" noChangeAspect="1"/>
             </wp:cNvGraphicFramePr>
@@ -5215,7 +5155,7 @@
                   <pic:spPr>
                     <a:xfrm>
                       <a:off x="0" y="0"/>
-                      <a:ext cx="5731510" cy="2213610"/>
+                      <a:ext cx="5731510" cy="1626870"/>
                     </a:xfrm>
                     <a:prstGeom prst="rect">
                       <a:avLst/>
@@ -5230,6 +5170,37 @@
     </w:p>
     <w:p>
       <w:pPr>
+        <w:pStyle w:val="NormalWeb"/>
+        <w:spacing w:line="360" w:lineRule="auto"/>
+        <w:jc w:val="center"/>
+      </w:pPr>
+    </w:p>
+    <w:p>
+      <w:pPr>
+        <w:pStyle w:val="NormalWeb"/>
+        <w:spacing w:line="360" w:lineRule="auto"/>
+      </w:pPr>
+    </w:p>
+    <w:p>
+      <w:pPr>
+        <w:pStyle w:val="ListParagraph"/>
+        <w:spacing w:line="360" w:lineRule="auto"/>
+        <w:ind w:left="1515"/>
+        <w:rPr>
+          <w:rFonts w:ascii="Times New Roman" w:hAnsi="Times New Roman" w:cs="Times New Roman"/>
+          <w:sz w:val="24"/>
+          <w:szCs w:val="24"/>
+        </w:rPr>
+        <w:sectPr>
+          <w:pgSz w:w="11906" w:h="16838"/>
+          <w:pgMar w:top="1440" w:right="1440" w:bottom="1440" w:left="1440" w:header="708" w:footer="708" w:gutter="0"/>
+          <w:cols w:space="708"/>
+          <w:docGrid w:linePitch="360"/>
+        </w:sectPr>
+      </w:pPr>
+    </w:p>
+    <w:p>
+      <w:pPr>
         <w:pStyle w:val="ListParagraph"/>
         <w:numPr>
           <w:ilvl w:val="0"/>
@@ -5248,37 +5219,52 @@
           <w:sz w:val="24"/>
           <w:szCs w:val="24"/>
         </w:rPr>
-        <w:t>TAMPILAN TARIF PARKIR</w:t>
-      </w:r>
-    </w:p>
-    <w:p>
-      <w:pPr>
-        <w:pStyle w:val="NormalWeb"/>
+        <w:lastRenderedPageBreak/>
+        <w:t>TAMPILAN AREA PARKIR</w:t>
+      </w:r>
+    </w:p>
+    <w:p>
+      <w:pPr>
+        <w:pStyle w:val="ListParagraph"/>
         <w:spacing w:line="360" w:lineRule="auto"/>
-        <w:ind w:left="1155"/>
-      </w:pPr>
-      <w:r>
+        <w:ind w:left="1515"/>
+        <w:rPr>
+          <w:rFonts w:ascii="Times New Roman" w:hAnsi="Times New Roman" w:cs="Times New Roman"/>
+          <w:sz w:val="24"/>
+          <w:szCs w:val="24"/>
+        </w:rPr>
+      </w:pPr>
+      <w:r>
+        <w:rPr>
+          <w:rFonts w:ascii="Times New Roman" w:hAnsi="Times New Roman" w:cs="Times New Roman"/>
+          <w:sz w:val="24"/>
+          <w:szCs w:val="24"/>
+        </w:rPr>
         <w:t>Halaman ini digunakan untuk mengatur tarif parkir berdasarkan jenis kendaraan.</w:t>
       </w:r>
     </w:p>
     <w:p>
       <w:pPr>
-        <w:pStyle w:val="NormalWeb"/>
         <w:spacing w:line="360" w:lineRule="auto"/>
         <w:jc w:val="center"/>
-      </w:pPr>
-      <w:r>
-        <w:t xml:space="preserve">         </w:t>
-      </w:r>
-      <w:r>
-        <w:rPr>
+        <w:rPr>
+          <w:rFonts w:ascii="Times New Roman" w:hAnsi="Times New Roman" w:cs="Times New Roman"/>
+          <w:sz w:val="24"/>
+          <w:szCs w:val="24"/>
+        </w:rPr>
+      </w:pPr>
+      <w:r>
+        <w:rPr>
+          <w:rFonts w:ascii="Times New Roman" w:hAnsi="Times New Roman" w:cs="Times New Roman"/>
           <w:noProof/>
+          <w:sz w:val="24"/>
+          <w:szCs w:val="24"/>
         </w:rPr>
         <w:drawing>
-          <wp:inline distT="0" distB="0" distL="0" distR="0" wp14:anchorId="4F11D6F9" wp14:editId="2F371AA9">
-            <wp:extent cx="5371025" cy="1675098"/>
-            <wp:effectExtent l="0" t="0" r="1270" b="1905"/>
-            <wp:docPr id="22" name="Picture 22"/>
+          <wp:inline distT="0" distB="0" distL="0" distR="0" wp14:anchorId="563A7B21" wp14:editId="26E18424">
+            <wp:extent cx="5731510" cy="2213610"/>
+            <wp:effectExtent l="0" t="0" r="2540" b="0"/>
+            <wp:docPr id="23" name="Picture 23"/>
             <wp:cNvGraphicFramePr>
               <a:graphicFrameLocks xmlns:a="http://schemas.openxmlformats.org/drawingml/2006/main" noChangeAspect="1"/>
             </wp:cNvGraphicFramePr>
@@ -5298,6 +5284,100 @@
                   <pic:spPr>
                     <a:xfrm>
                       <a:off x="0" y="0"/>
+                      <a:ext cx="5731510" cy="2213610"/>
+                    </a:xfrm>
+                    <a:prstGeom prst="rect">
+                      <a:avLst/>
+                    </a:prstGeom>
+                  </pic:spPr>
+                </pic:pic>
+              </a:graphicData>
+            </a:graphic>
+          </wp:inline>
+        </w:drawing>
+      </w:r>
+    </w:p>
+    <w:p>
+      <w:pPr>
+        <w:spacing w:line="360" w:lineRule="auto"/>
+        <w:jc w:val="center"/>
+        <w:rPr>
+          <w:rFonts w:ascii="Times New Roman" w:hAnsi="Times New Roman" w:cs="Times New Roman"/>
+          <w:sz w:val="24"/>
+          <w:szCs w:val="24"/>
+        </w:rPr>
+      </w:pPr>
+    </w:p>
+    <w:p>
+      <w:pPr>
+        <w:pStyle w:val="ListParagraph"/>
+        <w:numPr>
+          <w:ilvl w:val="0"/>
+          <w:numId w:val="2"/>
+        </w:numPr>
+        <w:spacing w:line="360" w:lineRule="auto"/>
+        <w:rPr>
+          <w:rFonts w:ascii="Times New Roman" w:hAnsi="Times New Roman" w:cs="Times New Roman"/>
+          <w:sz w:val="24"/>
+          <w:szCs w:val="24"/>
+        </w:rPr>
+      </w:pPr>
+      <w:r>
+        <w:rPr>
+          <w:rFonts w:ascii="Times New Roman" w:hAnsi="Times New Roman" w:cs="Times New Roman"/>
+          <w:sz w:val="24"/>
+          <w:szCs w:val="24"/>
+        </w:rPr>
+        <w:t>TAMPILAN TARIF PARKIR</w:t>
+      </w:r>
+    </w:p>
+    <w:p>
+      <w:pPr>
+        <w:pStyle w:val="NormalWeb"/>
+        <w:spacing w:line="360" w:lineRule="auto"/>
+        <w:ind w:left="1155"/>
+      </w:pPr>
+      <w:r>
+        <w:t>Halaman ini digunakan untuk mengatur tarif parkir berdasarkan jenis kendaraan.</w:t>
+      </w:r>
+    </w:p>
+    <w:p>
+      <w:pPr>
+        <w:pStyle w:val="NormalWeb"/>
+        <w:spacing w:line="360" w:lineRule="auto"/>
+        <w:jc w:val="center"/>
+      </w:pPr>
+      <w:r>
+        <w:t xml:space="preserve">         </w:t>
+      </w:r>
+      <w:r>
+        <w:rPr>
+          <w:noProof/>
+        </w:rPr>
+        <w:drawing>
+          <wp:inline distT="0" distB="0" distL="0" distR="0" wp14:anchorId="4F11D6F9" wp14:editId="2F371AA9">
+            <wp:extent cx="5371025" cy="1675098"/>
+            <wp:effectExtent l="0" t="0" r="1270" b="1905"/>
+            <wp:docPr id="22" name="Picture 22"/>
+            <wp:cNvGraphicFramePr>
+              <a:graphicFrameLocks xmlns:a="http://schemas.openxmlformats.org/drawingml/2006/main" noChangeAspect="1"/>
+            </wp:cNvGraphicFramePr>
+            <a:graphic xmlns:a="http://schemas.openxmlformats.org/drawingml/2006/main">
+              <a:graphicData uri="http://schemas.openxmlformats.org/drawingml/2006/picture">
+                <pic:pic xmlns:pic="http://schemas.openxmlformats.org/drawingml/2006/picture">
+                  <pic:nvPicPr>
+                    <pic:cNvPr id="1" name=""/>
+                    <pic:cNvPicPr/>
+                  </pic:nvPicPr>
+                  <pic:blipFill>
+                    <a:blip r:embed="rId27"/>
+                    <a:stretch>
+                      <a:fillRect/>
+                    </a:stretch>
+                  </pic:blipFill>
+                  <pic:spPr>
+                    <a:xfrm>
+                      <a:off x="0" y="0"/>
                       <a:ext cx="5409766" cy="1687180"/>
                     </a:xfrm>
                     <a:prstGeom prst="rect">
@@ -5346,6 +5426,440 @@
           <w:lang w:eastAsia="id-ID"/>
         </w:rPr>
         <w:tab/>
+      </w:r>
+    </w:p>
+    <w:p>
+      <w:pPr>
+        <w:tabs>
+          <w:tab w:val="left" w:pos="5629"/>
+        </w:tabs>
+        <w:rPr>
+          <w:lang w:eastAsia="id-ID"/>
+        </w:rPr>
+      </w:pPr>
+    </w:p>
+    <w:p>
+      <w:pPr>
+        <w:tabs>
+          <w:tab w:val="left" w:pos="5629"/>
+        </w:tabs>
+        <w:rPr>
+          <w:lang w:eastAsia="id-ID"/>
+        </w:rPr>
+      </w:pPr>
+    </w:p>
+    <w:p>
+      <w:pPr>
+        <w:tabs>
+          <w:tab w:val="left" w:pos="5629"/>
+        </w:tabs>
+        <w:rPr>
+          <w:lang w:eastAsia="id-ID"/>
+        </w:rPr>
+      </w:pPr>
+    </w:p>
+    <w:p>
+      <w:pPr>
+        <w:tabs>
+          <w:tab w:val="left" w:pos="5629"/>
+        </w:tabs>
+        <w:rPr>
+          <w:lang w:eastAsia="id-ID"/>
+        </w:rPr>
+      </w:pPr>
+    </w:p>
+    <w:p>
+      <w:pPr>
+        <w:pStyle w:val="ListParagraph"/>
+        <w:numPr>
+          <w:ilvl w:val="0"/>
+          <w:numId w:val="2"/>
+        </w:numPr>
+        <w:tabs>
+          <w:tab w:val="left" w:pos="5629"/>
+        </w:tabs>
+        <w:rPr>
+          <w:rFonts w:ascii="Times New Roman" w:hAnsi="Times New Roman" w:cs="Times New Roman"/>
+          <w:sz w:val="24"/>
+          <w:szCs w:val="24"/>
+          <w:lang w:eastAsia="id-ID"/>
+        </w:rPr>
+      </w:pPr>
+      <w:r>
+        <w:rPr>
+          <w:rFonts w:ascii="Times New Roman" w:hAnsi="Times New Roman" w:cs="Times New Roman"/>
+          <w:sz w:val="24"/>
+          <w:szCs w:val="24"/>
+          <w:lang w:eastAsia="id-ID"/>
+        </w:rPr>
+        <w:lastRenderedPageBreak/>
+        <w:t>Tampilan User</w:t>
+      </w:r>
+    </w:p>
+    <w:p>
+      <w:pPr>
+        <w:pStyle w:val="ListParagraph"/>
+        <w:tabs>
+          <w:tab w:val="left" w:pos="5629"/>
+        </w:tabs>
+        <w:ind w:left="1353"/>
+        <w:rPr>
+          <w:rFonts w:ascii="Times New Roman" w:hAnsi="Times New Roman" w:cs="Times New Roman"/>
+          <w:sz w:val="24"/>
+          <w:szCs w:val="24"/>
+          <w:lang w:eastAsia="id-ID"/>
+        </w:rPr>
+      </w:pPr>
+      <w:r>
+        <w:rPr>
+          <w:rFonts w:ascii="Times New Roman" w:hAnsi="Times New Roman" w:cs="Times New Roman"/>
+          <w:sz w:val="24"/>
+          <w:szCs w:val="24"/>
+          <w:lang w:eastAsia="id-ID"/>
+        </w:rPr>
+        <w:t xml:space="preserve"> Halaman ini digunakan untuk menambahkan user dan menampilkan user yang login.</w:t>
+      </w:r>
+    </w:p>
+    <w:p>
+      <w:pPr>
+        <w:tabs>
+          <w:tab w:val="left" w:pos="5629"/>
+        </w:tabs>
+        <w:rPr>
+          <w:rFonts w:ascii="Times New Roman" w:hAnsi="Times New Roman" w:cs="Times New Roman"/>
+          <w:sz w:val="24"/>
+          <w:szCs w:val="24"/>
+          <w:lang w:eastAsia="id-ID"/>
+        </w:rPr>
+      </w:pPr>
+      <w:r>
+        <w:rPr>
+          <w:rFonts w:ascii="Times New Roman" w:hAnsi="Times New Roman" w:cs="Times New Roman"/>
+          <w:sz w:val="24"/>
+          <w:szCs w:val="24"/>
+          <w:lang w:eastAsia="id-ID"/>
+        </w:rPr>
+        <w:drawing>
+          <wp:inline distT="0" distB="0" distL="0" distR="0" wp14:anchorId="730AFA2F" wp14:editId="3FEDF993">
+            <wp:extent cx="5731510" cy="2202180"/>
+            <wp:effectExtent l="0" t="0" r="2540" b="7620"/>
+            <wp:docPr id="15" name="Picture 15"/>
+            <wp:cNvGraphicFramePr>
+              <a:graphicFrameLocks xmlns:a="http://schemas.openxmlformats.org/drawingml/2006/main" noChangeAspect="1"/>
+            </wp:cNvGraphicFramePr>
+            <a:graphic xmlns:a="http://schemas.openxmlformats.org/drawingml/2006/main">
+              <a:graphicData uri="http://schemas.openxmlformats.org/drawingml/2006/picture">
+                <pic:pic xmlns:pic="http://schemas.openxmlformats.org/drawingml/2006/picture">
+                  <pic:nvPicPr>
+                    <pic:cNvPr id="1" name=""/>
+                    <pic:cNvPicPr/>
+                  </pic:nvPicPr>
+                  <pic:blipFill>
+                    <a:blip r:embed="rId28"/>
+                    <a:stretch>
+                      <a:fillRect/>
+                    </a:stretch>
+                  </pic:blipFill>
+                  <pic:spPr>
+                    <a:xfrm>
+                      <a:off x="0" y="0"/>
+                      <a:ext cx="5731510" cy="2202180"/>
+                    </a:xfrm>
+                    <a:prstGeom prst="rect">
+                      <a:avLst/>
+                    </a:prstGeom>
+                  </pic:spPr>
+                </pic:pic>
+              </a:graphicData>
+            </a:graphic>
+          </wp:inline>
+        </w:drawing>
+      </w:r>
+    </w:p>
+    <w:p>
+      <w:pPr>
+        <w:tabs>
+          <w:tab w:val="left" w:pos="5629"/>
+        </w:tabs>
+        <w:rPr>
+          <w:rFonts w:ascii="Times New Roman" w:hAnsi="Times New Roman" w:cs="Times New Roman"/>
+          <w:sz w:val="24"/>
+          <w:szCs w:val="24"/>
+          <w:lang w:eastAsia="id-ID"/>
+        </w:rPr>
+      </w:pPr>
+    </w:p>
+    <w:p>
+      <w:pPr>
+        <w:pStyle w:val="ListParagraph"/>
+        <w:numPr>
+          <w:ilvl w:val="0"/>
+          <w:numId w:val="2"/>
+        </w:numPr>
+        <w:tabs>
+          <w:tab w:val="left" w:pos="5629"/>
+        </w:tabs>
+        <w:rPr>
+          <w:rFonts w:ascii="Times New Roman" w:hAnsi="Times New Roman" w:cs="Times New Roman"/>
+          <w:sz w:val="24"/>
+          <w:szCs w:val="24"/>
+          <w:lang w:eastAsia="id-ID"/>
+        </w:rPr>
+      </w:pPr>
+      <w:r>
+        <w:rPr>
+          <w:rFonts w:ascii="Times New Roman" w:hAnsi="Times New Roman" w:cs="Times New Roman"/>
+          <w:sz w:val="24"/>
+          <w:szCs w:val="24"/>
+          <w:lang w:eastAsia="id-ID"/>
+        </w:rPr>
+        <w:t>Tampilan data kendaraan</w:t>
+      </w:r>
+    </w:p>
+    <w:p>
+      <w:pPr>
+        <w:pStyle w:val="ListParagraph"/>
+        <w:tabs>
+          <w:tab w:val="left" w:pos="5629"/>
+        </w:tabs>
+        <w:ind w:left="1353"/>
+        <w:rPr>
+          <w:rFonts w:ascii="Times New Roman" w:hAnsi="Times New Roman" w:cs="Times New Roman"/>
+          <w:sz w:val="24"/>
+          <w:szCs w:val="24"/>
+          <w:lang w:eastAsia="id-ID"/>
+        </w:rPr>
+      </w:pPr>
+      <w:r>
+        <w:rPr>
+          <w:rFonts w:ascii="Times New Roman" w:hAnsi="Times New Roman" w:cs="Times New Roman"/>
+          <w:sz w:val="24"/>
+          <w:szCs w:val="24"/>
+          <w:lang w:eastAsia="id-ID"/>
+        </w:rPr>
+        <w:t>Halaman ini menampilkan kendaraan yang akan atau sedang terparkir.</w:t>
+      </w:r>
+    </w:p>
+    <w:p>
+      <w:pPr>
+        <w:tabs>
+          <w:tab w:val="left" w:pos="5629"/>
+        </w:tabs>
+        <w:rPr>
+          <w:rFonts w:ascii="Times New Roman" w:hAnsi="Times New Roman" w:cs="Times New Roman"/>
+          <w:sz w:val="24"/>
+          <w:szCs w:val="24"/>
+          <w:lang w:eastAsia="id-ID"/>
+        </w:rPr>
+      </w:pPr>
+      <w:r>
+        <w:rPr>
+          <w:lang w:eastAsia="id-ID"/>
+        </w:rPr>
+        <w:drawing>
+          <wp:inline distT="0" distB="0" distL="0" distR="0" wp14:anchorId="20E759F4" wp14:editId="4A2B9DDE">
+            <wp:extent cx="5731510" cy="2138045"/>
+            <wp:effectExtent l="0" t="0" r="2540" b="0"/>
+            <wp:docPr id="16" name="Picture 16"/>
+            <wp:cNvGraphicFramePr>
+              <a:graphicFrameLocks xmlns:a="http://schemas.openxmlformats.org/drawingml/2006/main" noChangeAspect="1"/>
+            </wp:cNvGraphicFramePr>
+            <a:graphic xmlns:a="http://schemas.openxmlformats.org/drawingml/2006/main">
+              <a:graphicData uri="http://schemas.openxmlformats.org/drawingml/2006/picture">
+                <pic:pic xmlns:pic="http://schemas.openxmlformats.org/drawingml/2006/picture">
+                  <pic:nvPicPr>
+                    <pic:cNvPr id="1" name=""/>
+                    <pic:cNvPicPr/>
+                  </pic:nvPicPr>
+                  <pic:blipFill>
+                    <a:blip r:embed="rId29"/>
+                    <a:stretch>
+                      <a:fillRect/>
+                    </a:stretch>
+                  </pic:blipFill>
+                  <pic:spPr>
+                    <a:xfrm>
+                      <a:off x="0" y="0"/>
+                      <a:ext cx="5731510" cy="2138045"/>
+                    </a:xfrm>
+                    <a:prstGeom prst="rect">
+                      <a:avLst/>
+                    </a:prstGeom>
+                  </pic:spPr>
+                </pic:pic>
+              </a:graphicData>
+            </a:graphic>
+          </wp:inline>
+        </w:drawing>
+      </w:r>
+    </w:p>
+    <w:p>
+      <w:pPr>
+        <w:tabs>
+          <w:tab w:val="left" w:pos="5629"/>
+        </w:tabs>
+        <w:rPr>
+          <w:rFonts w:ascii="Times New Roman" w:hAnsi="Times New Roman" w:cs="Times New Roman"/>
+          <w:sz w:val="24"/>
+          <w:szCs w:val="24"/>
+          <w:lang w:eastAsia="id-ID"/>
+        </w:rPr>
+      </w:pPr>
+    </w:p>
+    <w:p>
+      <w:pPr>
+        <w:pStyle w:val="ListParagraph"/>
+        <w:numPr>
+          <w:ilvl w:val="0"/>
+          <w:numId w:val="2"/>
+        </w:numPr>
+        <w:tabs>
+          <w:tab w:val="left" w:pos="5629"/>
+        </w:tabs>
+        <w:rPr>
+          <w:rFonts w:ascii="Times New Roman" w:hAnsi="Times New Roman" w:cs="Times New Roman"/>
+          <w:sz w:val="24"/>
+          <w:szCs w:val="24"/>
+          <w:lang w:eastAsia="id-ID"/>
+        </w:rPr>
+      </w:pPr>
+      <w:r>
+        <w:rPr>
+          <w:rFonts w:ascii="Times New Roman" w:hAnsi="Times New Roman" w:cs="Times New Roman"/>
+          <w:sz w:val="24"/>
+          <w:szCs w:val="24"/>
+          <w:lang w:eastAsia="id-ID"/>
+        </w:rPr>
+        <w:t>Tampilan Aktivitas</w:t>
+      </w:r>
+    </w:p>
+    <w:p>
+      <w:pPr>
+        <w:pStyle w:val="ListParagraph"/>
+        <w:tabs>
+          <w:tab w:val="left" w:pos="5629"/>
+        </w:tabs>
+        <w:ind w:left="1353"/>
+        <w:rPr>
+          <w:rFonts w:ascii="Times New Roman" w:hAnsi="Times New Roman" w:cs="Times New Roman"/>
+          <w:sz w:val="24"/>
+          <w:szCs w:val="24"/>
+          <w:lang w:eastAsia="id-ID"/>
+        </w:rPr>
+      </w:pPr>
+      <w:r>
+        <w:rPr>
+          <w:rFonts w:ascii="Times New Roman" w:hAnsi="Times New Roman" w:cs="Times New Roman"/>
+          <w:sz w:val="24"/>
+          <w:szCs w:val="24"/>
+          <w:lang w:eastAsia="id-ID"/>
+        </w:rPr>
+        <w:t>Halaman ini menampilkan log aktivitas login logout nya semua user.</w:t>
+      </w:r>
+    </w:p>
+    <w:p>
+      <w:pPr>
+        <w:tabs>
+          <w:tab w:val="left" w:pos="5629"/>
+        </w:tabs>
+        <w:rPr>
+          <w:rFonts w:ascii="Times New Roman" w:hAnsi="Times New Roman" w:cs="Times New Roman"/>
+          <w:sz w:val="24"/>
+          <w:szCs w:val="24"/>
+          <w:lang w:eastAsia="id-ID"/>
+        </w:rPr>
+      </w:pPr>
+      <w:r>
+        <w:rPr>
+          <w:lang w:eastAsia="id-ID"/>
+        </w:rPr>
+        <w:drawing>
+          <wp:inline distT="0" distB="0" distL="0" distR="0" wp14:anchorId="3452ED34" wp14:editId="70320AFA">
+            <wp:extent cx="5731510" cy="1882140"/>
+            <wp:effectExtent l="0" t="0" r="2540" b="3810"/>
+            <wp:docPr id="20" name="Picture 20"/>
+            <wp:cNvGraphicFramePr>
+              <a:graphicFrameLocks xmlns:a="http://schemas.openxmlformats.org/drawingml/2006/main" noChangeAspect="1"/>
+            </wp:cNvGraphicFramePr>
+            <a:graphic xmlns:a="http://schemas.openxmlformats.org/drawingml/2006/main">
+              <a:graphicData uri="http://schemas.openxmlformats.org/drawingml/2006/picture">
+                <pic:pic xmlns:pic="http://schemas.openxmlformats.org/drawingml/2006/picture">
+                  <pic:nvPicPr>
+                    <pic:cNvPr id="1" name=""/>
+                    <pic:cNvPicPr/>
+                  </pic:nvPicPr>
+                  <pic:blipFill>
+                    <a:blip r:embed="rId30"/>
+                    <a:stretch>
+                      <a:fillRect/>
+                    </a:stretch>
+                  </pic:blipFill>
+                  <pic:spPr>
+                    <a:xfrm>
+                      <a:off x="0" y="0"/>
+                      <a:ext cx="5731510" cy="1882140"/>
+                    </a:xfrm>
+                    <a:prstGeom prst="rect">
+                      <a:avLst/>
+                    </a:prstGeom>
+                  </pic:spPr>
+                </pic:pic>
+              </a:graphicData>
+            </a:graphic>
+          </wp:inline>
+        </w:drawing>
+      </w:r>
+    </w:p>
+    <w:p>
+      <w:pPr>
+        <w:pStyle w:val="ListParagraph"/>
+        <w:numPr>
+          <w:ilvl w:val="0"/>
+          <w:numId w:val="2"/>
+        </w:numPr>
+        <w:tabs>
+          <w:tab w:val="left" w:pos="5629"/>
+        </w:tabs>
+        <w:rPr>
+          <w:rFonts w:ascii="Times New Roman" w:hAnsi="Times New Roman" w:cs="Times New Roman"/>
+          <w:sz w:val="24"/>
+          <w:szCs w:val="24"/>
+          <w:lang w:eastAsia="id-ID"/>
+        </w:rPr>
+      </w:pPr>
+      <w:r>
+        <w:rPr>
+          <w:rFonts w:ascii="Times New Roman" w:hAnsi="Times New Roman" w:cs="Times New Roman"/>
+          <w:sz w:val="24"/>
+          <w:szCs w:val="24"/>
+          <w:lang w:eastAsia="id-ID"/>
+        </w:rPr>
+        <w:lastRenderedPageBreak/>
+        <w:t>Tampilan Rekapan</w:t>
+      </w:r>
+    </w:p>
+    <w:p>
+      <w:pPr>
+        <w:pStyle w:val="ListParagraph"/>
+        <w:tabs>
+          <w:tab w:val="left" w:pos="5629"/>
+        </w:tabs>
+        <w:ind w:left="1353"/>
+        <w:rPr>
+          <w:rFonts w:ascii="Times New Roman" w:hAnsi="Times New Roman" w:cs="Times New Roman"/>
+          <w:sz w:val="24"/>
+          <w:szCs w:val="24"/>
+          <w:lang w:eastAsia="id-ID"/>
+        </w:rPr>
+      </w:pPr>
+      <w:r>
+        <w:rPr>
+          <w:rFonts w:ascii="Times New Roman" w:hAnsi="Times New Roman" w:cs="Times New Roman"/>
+          <w:sz w:val="24"/>
+          <w:szCs w:val="24"/>
+          <w:lang w:eastAsia="id-ID"/>
+        </w:rPr>
+        <w:t>Halaman ini menampilkan Rekapan bulanan pendapatan parkir</w:t>
       </w:r>
     </w:p>
     <w:sectPr>
@@ -5461,6 +5975,16 @@
 </w:footnotes>
 </file>
 
+<file path=word/header1.xml><?xml version="1.0" encoding="utf-8"?>
+<w:hdr xmlns:wpc="http://schemas.microsoft.com/office/word/2010/wordprocessingCanvas" xmlns:cx="http://schemas.microsoft.com/office/drawing/2014/chartex" xmlns:cx1="http://schemas.microsoft.com/office/drawing/2015/9/8/chartex" xmlns:cx2="http://schemas.microsoft.com/office/drawing/2015/10/21/chartex" xmlns:cx3="http://schemas.microsoft.com/office/drawing/2016/5/9/chartex" xmlns:cx4="http://schemas.microsoft.com/office/drawing/2016/5/10/chartex" xmlns:cx5="http://schemas.microsoft.com/office/drawing/2016/5/11/chartex" xmlns:cx6="http://schemas.microsoft.com/office/drawing/2016/5/12/chartex" xmlns:cx7="http://schemas.microsoft.com/office/drawing/2016/5/13/chartex" xmlns:cx8="http://schemas.microsoft.com/office/drawing/2016/5/14/chartex" xmlns:mc="http://schemas.openxmlformats.org/markup-compatibility/2006" xmlns:aink="http://schemas.microsoft.com/office/drawing/2016/ink" xmlns:am3d="http://schemas.microsoft.com/office/drawing/2017/model3d" xmlns:o="urn:schemas-microsoft-com:office:office" xmlns:r="http://schemas.openxmlformats.org/officeDocument/2006/relationships" xmlns:m="http://schemas.openxmlformats.org/officeDocument/2006/math" xmlns:v="urn:schemas-microsoft-com:vml" xmlns:wp14="http://schemas.microsoft.com/office/word/2010/wordprocessingDrawing" xmlns:wp="http://schemas.openxmlformats.org/drawingml/2006/wordprocessingDrawing" xmlns:w10="urn:schemas-microsoft-com:office:word" xmlns:w="http://schemas.openxmlformats.org/wordprocessingml/2006/main" xmlns:w14="http://schemas.microsoft.com/office/word/2010/wordml" xmlns:w15="http://schemas.microsoft.com/office/word/2012/wordml" xmlns:w16cex="http://schemas.microsoft.com/office/word/2018/wordml/cex" xmlns:w16cid="http://schemas.microsoft.com/office/word/2016/wordml/cid" xmlns:w16="http://schemas.microsoft.com/office/word/2018/wordml" xmlns:w16sdtdh="http://schemas.microsoft.com/office/word/2020/wordml/sdtdatahash" xmlns:w16se="http://schemas.microsoft.com/office/word/2015/wordml/symex" xmlns:wpg="http://schemas.microsoft.com/office/word/2010/wordprocessingGroup" xmlns:wpi="http://schemas.microsoft.com/office/word/2010/wordprocessingInk" xmlns:wne="http://schemas.microsoft.com/office/word/2006/wordml" xmlns:wps="http://schemas.microsoft.com/office/word/2010/wordprocessingShape" mc:Ignorable="w14 w15 w16se w16cid w16 w16cex w16sdtdh wp14">
+  <w:p>
+    <w:pPr>
+      <w:pStyle w:val="Header"/>
+    </w:pPr>
+  </w:p>
+</w:hdr>
+</file>
+
 <file path=word/numbering.xml><?xml version="1.0" encoding="utf-8"?>
 <w:numbering xmlns:wpc="http://schemas.microsoft.com/office/word/2010/wordprocessingCanvas" xmlns:cx="http://schemas.microsoft.com/office/drawing/2014/chartex" xmlns:cx1="http://schemas.microsoft.com/office/drawing/2015/9/8/chartex" xmlns:cx2="http://schemas.microsoft.com/office/drawing/2015/10/21/chartex" xmlns:cx3="http://schemas.microsoft.com/office/drawing/2016/5/9/chartex" xmlns:cx4="http://schemas.microsoft.com/office/drawing/2016/5/10/chartex" xmlns:cx5="http://schemas.microsoft.com/office/drawing/2016/5/11/chartex" xmlns:cx6="http://schemas.microsoft.com/office/drawing/2016/5/12/chartex" xmlns:cx7="http://schemas.microsoft.com/office/drawing/2016/5/13/chartex" xmlns:cx8="http://schemas.microsoft.com/office/drawing/2016/5/14/chartex" xmlns:mc="http://schemas.openxmlformats.org/markup-compatibility/2006" xmlns:aink="http://schemas.microsoft.com/office/drawing/2016/ink" xmlns:am3d="http://schemas.microsoft.com/office/drawing/2017/model3d" xmlns:o="urn:schemas-microsoft-com:office:office" xmlns:r="http://schemas.openxmlformats.org/officeDocument/2006/relationships" xmlns:m="http://schemas.openxmlformats.org/officeDocument/2006/math" xmlns:v="urn:schemas-microsoft-com:vml" xmlns:wp14="http://schemas.microsoft.com/office/word/2010/wordprocessingDrawing" xmlns:wp="http://schemas.openxmlformats.org/drawingml/2006/wordprocessingDrawing" xmlns:w10="urn:schemas-microsoft-com:office:word" xmlns:w="http://schemas.openxmlformats.org/wordprocessingml/2006/main" xmlns:w14="http://schemas.microsoft.com/office/word/2010/wordml" xmlns:w15="http://schemas.microsoft.com/office/word/2012/wordml" xmlns:w16cex="http://schemas.microsoft.com/office/word/2018/wordml/cex" xmlns:w16cid="http://schemas.microsoft.com/office/word/2016/wordml/cid" xmlns:w16="http://schemas.microsoft.com/office/word/2018/wordml" xmlns:w16sdtdh="http://schemas.microsoft.com/office/word/2020/wordml/sdtdatahash" xmlns:w16se="http://schemas.microsoft.com/office/word/2015/wordml/symex" xmlns:wpg="http://schemas.microsoft.com/office/word/2010/wordprocessingGroup" xmlns:wpi="http://schemas.microsoft.com/office/word/2010/wordprocessingInk" xmlns:wne="http://schemas.microsoft.com/office/word/2006/wordml" xmlns:wps="http://schemas.microsoft.com/office/word/2010/wordprocessingShape" mc:Ignorable="w14 w15 w16se w16cid w16 w16cex w16sdtdh wp14">
   <w:abstractNum w:abstractNumId="0" w15:restartNumberingAfterBreak="0">
@@ -5793,7 +6317,7 @@
   <w:abstractNum w:abstractNumId="3" w15:restartNumberingAfterBreak="0">
     <w:nsid w:val="2A996551"/>
     <w:multiLevelType w:val="hybridMultilevel"/>
-    <w:tmpl w:val="6FEAD54A"/>
+    <w:tmpl w:val="14A427D4"/>
     <w:lvl w:ilvl="0" w:tplc="04210001">
       <w:start w:val="1"/>
       <w:numFmt w:val="bullet"/>
